--- a/downloads/teacher/04 Units/Unit 05 - Apparel and Textile Production and Design - Make It, Mend It, Wear It/Lesson 05.08 - Sewing On a Button.docx
+++ b/downloads/teacher/04 Units/Unit 05 - Apparel and Textile Production and Design - Make It, Mend It, Wear It/Lesson 05.08 - Sewing On a Button.docx
@@ -270,23 +270,41 @@
       <w:r>
         <w:t xml:space="preserve">By the end of this lesson, students will be able to:</w:t>
       </w:r>
-      <w:r>
-        <w:t xml:space="preserve"> </w:t>
-      </w:r>
-      <w:r>
-        <w:t xml:space="preserve">1. (Low: remember or understand) Name the parts of the task (position, shank, anchor, finish off) and state why a button needs a shank.</w:t>
-      </w:r>
-      <w:r>
-        <w:t xml:space="preserve"> </w:t>
-      </w:r>
-      <w:r>
-        <w:t xml:space="preserve">2. (Mid: apply or analyze) Sew a two-hole and a four-hole button onto scrap fabric with a shank, anchored and finished off so the button holds a firm tug.</w:t>
-      </w:r>
-      <w:r>
-        <w:t xml:space="preserve"> </w:t>
-      </w:r>
-      <w:r>
-        <w:t xml:space="preserve">3. (High: evaluate or create) Evaluate a sewn-on button against four checks (in position, holds a tug, has a shank, thread ends hidden and secured) and calculate the cost saved by repairing one garment instead of replacing it.</w:t>
+    </w:p>
+    <w:p>
+      <w:pPr>
+        <w:numPr>
+          <w:ilvl w:val="0"/>
+          <w:numId w:val="1002"/>
+        </w:numPr>
+        <w:pStyle w:val="Compact"/>
+      </w:pPr>
+      <w:r>
+        <w:t xml:space="preserve">(Low: remember or understand) Name the parts of the task (position, shank, anchor, finish off) and state why a button needs a shank.</w:t>
+      </w:r>
+    </w:p>
+    <w:p>
+      <w:pPr>
+        <w:numPr>
+          <w:ilvl w:val="0"/>
+          <w:numId w:val="1002"/>
+        </w:numPr>
+        <w:pStyle w:val="Compact"/>
+      </w:pPr>
+      <w:r>
+        <w:t xml:space="preserve">(Mid: apply or analyze) Sew a two-hole and a four-hole button onto scrap fabric with a shank, anchored and finished off so the button holds a firm tug.</w:t>
+      </w:r>
+    </w:p>
+    <w:p>
+      <w:pPr>
+        <w:numPr>
+          <w:ilvl w:val="0"/>
+          <w:numId w:val="1002"/>
+        </w:numPr>
+        <w:pStyle w:val="Compact"/>
+      </w:pPr>
+      <w:r>
+        <w:t xml:space="preserve">(High: evaluate or create) Evaluate a sewn-on button against four checks (in position, holds a tug, has a shank, thread ends hidden and secured) and calculate the cost saved by repairing one garment instead of replacing it.</w:t>
       </w:r>
     </w:p>
     <w:p>
@@ -347,41 +365,77 @@
       <w:r>
         <w:t xml:space="preserve">Per station:</w:t>
       </w:r>
-      <w:r>
-        <w:t xml:space="preserve"> </w:t>
-      </w:r>
-      <w:r>
-        <w:t xml:space="preserve">- The station kit, counted: 10 needles in the cushion, 30 pins</w:t>
-      </w:r>
-      <w:r>
-        <w:t xml:space="preserve"> </w:t>
-      </w:r>
-      <w:r>
-        <w:t xml:space="preserve">- One spool of contrast thread</w:t>
-      </w:r>
-      <w:r>
-        <w:t xml:space="preserve"> </w:t>
-      </w:r>
-      <w:r>
-        <w:t xml:space="preserve">- Four needle threaders, out in the open</w:t>
-      </w:r>
-      <w:r>
-        <w:t xml:space="preserve"> </w:t>
-      </w:r>
-      <w:r>
-        <w:t xml:space="preserve">- The count sheet on the clipboard, the day’s row ready</w:t>
-      </w:r>
-      <w:r>
-        <w:t xml:space="preserve"> </w:t>
-      </w:r>
-      <w:r>
-        <w:t xml:space="preserve">- Two pre-threaded, pre-knotted needles parked in the cushion</w:t>
-      </w:r>
-      <w:r>
-        <w:t xml:space="preserve"> </w:t>
-      </w:r>
-      <w:r>
-        <w:t xml:space="preserve">- A dish of buttons: 30 mixed buttons, at least ten two-hole and ten four-hole, in a range of sizes, plus two large coat buttons.</w:t>
+    </w:p>
+    <w:p>
+      <w:pPr>
+        <w:numPr>
+          <w:ilvl w:val="0"/>
+          <w:numId w:val="1003"/>
+        </w:numPr>
+        <w:pStyle w:val="Compact"/>
+      </w:pPr>
+      <w:r>
+        <w:t xml:space="preserve">The station kit, counted: 10 needles in the cushion, 30 pins</w:t>
+      </w:r>
+    </w:p>
+    <w:p>
+      <w:pPr>
+        <w:numPr>
+          <w:ilvl w:val="0"/>
+          <w:numId w:val="1003"/>
+        </w:numPr>
+        <w:pStyle w:val="Compact"/>
+      </w:pPr>
+      <w:r>
+        <w:t xml:space="preserve">One spool of contrast thread</w:t>
+      </w:r>
+    </w:p>
+    <w:p>
+      <w:pPr>
+        <w:numPr>
+          <w:ilvl w:val="0"/>
+          <w:numId w:val="1003"/>
+        </w:numPr>
+        <w:pStyle w:val="Compact"/>
+      </w:pPr>
+      <w:r>
+        <w:t xml:space="preserve">Four needle threaders, out in the open</w:t>
+      </w:r>
+    </w:p>
+    <w:p>
+      <w:pPr>
+        <w:numPr>
+          <w:ilvl w:val="0"/>
+          <w:numId w:val="1003"/>
+        </w:numPr>
+        <w:pStyle w:val="Compact"/>
+      </w:pPr>
+      <w:r>
+        <w:t xml:space="preserve">The count sheet on the clipboard, the day’s row ready</w:t>
+      </w:r>
+    </w:p>
+    <w:p>
+      <w:pPr>
+        <w:numPr>
+          <w:ilvl w:val="0"/>
+          <w:numId w:val="1003"/>
+        </w:numPr>
+        <w:pStyle w:val="Compact"/>
+      </w:pPr>
+      <w:r>
+        <w:t xml:space="preserve">Two pre-threaded, pre-knotted needles parked in the cushion</w:t>
+      </w:r>
+    </w:p>
+    <w:p>
+      <w:pPr>
+        <w:numPr>
+          <w:ilvl w:val="0"/>
+          <w:numId w:val="1003"/>
+        </w:numPr>
+        <w:pStyle w:val="Compact"/>
+      </w:pPr>
+      <w:r>
+        <w:t xml:space="preserve">A dish of buttons: 30 mixed buttons, at least ten two-hole and ten four-hole, in a range of sizes, plus two large coat buttons.</w:t>
       </w:r>
       <w:r>
         <w:t xml:space="preserve"> </w:t>
@@ -392,37 +446,61 @@
         </w:rPr>
         <w:t xml:space="preserve">[Sal: a bag of mixed buttons is about $6 for several hundred, or free if you cut them off garments that are going in the rag bin. Cutting buttons off donated garments is also a five-minute job a student can do while you set up.]</w:t>
       </w:r>
-      <w:r>
-        <w:t xml:space="preserve"> </w:t>
-      </w:r>
-      <w:r>
-        <w:t xml:space="preserve">- Toothpicks or extra straight pins, 10, for holding the shank slack</w:t>
-      </w:r>
-      <w:r>
-        <w:t xml:space="preserve"> </w:t>
-      </w:r>
-      <w:r>
-        <w:t xml:space="preserve">- Scrap fabric squares, about four by four inches, three per student: a medium-weight woven cotton, not felt, because a real button goes on a real shirt</w:t>
-      </w:r>
-    </w:p>
-    <w:p>
-      <w:pPr>
-        <w:pStyle w:val="BodyText"/>
+    </w:p>
+    <w:p>
+      <w:pPr>
+        <w:numPr>
+          <w:ilvl w:val="0"/>
+          <w:numId w:val="1003"/>
+        </w:numPr>
+        <w:pStyle w:val="Compact"/>
+      </w:pPr>
+      <w:r>
+        <w:t xml:space="preserve">Toothpicks or extra straight pins, 10, for holding the shank slack</w:t>
+      </w:r>
+    </w:p>
+    <w:p>
+      <w:pPr>
+        <w:numPr>
+          <w:ilvl w:val="0"/>
+          <w:numId w:val="1003"/>
+        </w:numPr>
+        <w:pStyle w:val="Compact"/>
+      </w:pPr>
+      <w:r>
+        <w:t xml:space="preserve">Scrap fabric squares, about four by four inches, three per student: a medium-weight woven cotton, not felt, because a real button goes on a real shirt</w:t>
+      </w:r>
+    </w:p>
+    <w:p>
+      <w:pPr>
+        <w:pStyle w:val="FirstParagraph"/>
       </w:pPr>
       <w:r>
         <w:t xml:space="preserve">For the whole class:</w:t>
       </w:r>
-      <w:r>
-        <w:t xml:space="preserve"> </w:t>
-      </w:r>
-      <w:r>
-        <w:t xml:space="preserve">- Each student’s named zip bag with their practice cloth and felt from Lessons 5.6 and 5.7</w:t>
-      </w:r>
-      <w:r>
-        <w:t xml:space="preserve"> </w:t>
-      </w:r>
-      <w:r>
-        <w:t xml:space="preserve">- Portfolio cards, one per student: card stock about four by six inches with two slits cut in the middle so the finished scrap can be threaded through and displayed. The card is printed on the second page of</w:t>
+    </w:p>
+    <w:p>
+      <w:pPr>
+        <w:numPr>
+          <w:ilvl w:val="0"/>
+          <w:numId w:val="1004"/>
+        </w:numPr>
+        <w:pStyle w:val="Compact"/>
+      </w:pPr>
+      <w:r>
+        <w:t xml:space="preserve">Each student’s named zip bag with their practice cloth and felt from Lessons 5.6 and 5.7</w:t>
+      </w:r>
+    </w:p>
+    <w:p>
+      <w:pPr>
+        <w:numPr>
+          <w:ilvl w:val="0"/>
+          <w:numId w:val="1004"/>
+        </w:numPr>
+        <w:pStyle w:val="Compact"/>
+      </w:pPr>
+      <w:r>
+        <w:t xml:space="preserve">Portfolio cards, one per student: card stock about four by six inches with two slits cut in the middle so the finished scrap can be threaded through and displayed. The card is printed on the second page of</w:t>
       </w:r>
       <w:r>
         <w:t xml:space="preserve"> </w:t>
@@ -436,23 +514,41 @@
       <w:r>
         <w:t xml:space="preserve">.</w:t>
       </w:r>
-      <w:r>
-        <w:t xml:space="preserve"> </w:t>
-      </w:r>
-      <w:r>
-        <w:t xml:space="preserve">- The demonstration rig: the large blunt needle, bright yarn, a large button (a coat button or a plastic lid with two holes drilled in it, which is even easier to see), and burlap</w:t>
-      </w:r>
-      <w:r>
-        <w:t xml:space="preserve"> </w:t>
-      </w:r>
-      <w:r>
-        <w:t xml:space="preserve">- A shirt with a missing button and a matching spare button, as the hook</w:t>
-      </w:r>
-      <w:r>
-        <w:t xml:space="preserve"> </w:t>
-      </w:r>
-      <w:r>
-        <w:t xml:space="preserve">- Handout, one per student:</w:t>
+    </w:p>
+    <w:p>
+      <w:pPr>
+        <w:numPr>
+          <w:ilvl w:val="0"/>
+          <w:numId w:val="1004"/>
+        </w:numPr>
+        <w:pStyle w:val="Compact"/>
+      </w:pPr>
+      <w:r>
+        <w:t xml:space="preserve">The demonstration rig: the large blunt needle, bright yarn, a large button (a coat button or a plastic lid with two holes drilled in it, which is even easier to see), and burlap</w:t>
+      </w:r>
+    </w:p>
+    <w:p>
+      <w:pPr>
+        <w:numPr>
+          <w:ilvl w:val="0"/>
+          <w:numId w:val="1004"/>
+        </w:numPr>
+        <w:pStyle w:val="Compact"/>
+      </w:pPr>
+      <w:r>
+        <w:t xml:space="preserve">A shirt with a missing button and a matching spare button, as the hook</w:t>
+      </w:r>
+    </w:p>
+    <w:p>
+      <w:pPr>
+        <w:numPr>
+          <w:ilvl w:val="0"/>
+          <w:numId w:val="1004"/>
+        </w:numPr>
+        <w:pStyle w:val="Compact"/>
+      </w:pPr>
+      <w:r>
+        <w:t xml:space="preserve">Handout, one per student:</w:t>
       </w:r>
       <w:r>
         <w:t xml:space="preserve"> </w:t>
@@ -463,11 +559,17 @@
         </w:rPr>
         <w:t xml:space="preserve">Handout 05.08 - Button Steps and Portfolio Card.md</w:t>
       </w:r>
-      <w:r>
-        <w:t xml:space="preserve"> </w:t>
-      </w:r>
-      <w:r>
-        <w:t xml:space="preserve">- Slides:</w:t>
+    </w:p>
+    <w:p>
+      <w:pPr>
+        <w:numPr>
+          <w:ilvl w:val="0"/>
+          <w:numId w:val="1004"/>
+        </w:numPr>
+        <w:pStyle w:val="Compact"/>
+      </w:pPr>
+      <w:r>
+        <w:t xml:space="preserve">Slides:</w:t>
       </w:r>
       <w:r>
         <w:t xml:space="preserve"> </w:t>
@@ -484,17 +586,29 @@
       <w:r>
         <w:t xml:space="preserve">(outline in 05 Materials; the site renders it as a deck)</w:t>
       </w:r>
-      <w:r>
-        <w:t xml:space="preserve"> </w:t>
-      </w:r>
-      <w:r>
-        <w:t xml:space="preserve">- Timer visible to the class</w:t>
-      </w:r>
-      <w:r>
-        <w:t xml:space="preserve"> </w:t>
-      </w:r>
-      <w:r>
-        <w:t xml:space="preserve">- Setup notes: cut the scrap squares ahead. Sort the button dishes so every station has both hole types and a range of sizes. Print the portfolio cards on card stock and cut the two slits before the period, because cutting slits with the fabric shears is not a thing that is going to happen.</w:t>
+    </w:p>
+    <w:p>
+      <w:pPr>
+        <w:numPr>
+          <w:ilvl w:val="0"/>
+          <w:numId w:val="1004"/>
+        </w:numPr>
+        <w:pStyle w:val="Compact"/>
+      </w:pPr>
+      <w:r>
+        <w:t xml:space="preserve">Timer visible to the class</w:t>
+      </w:r>
+    </w:p>
+    <w:p>
+      <w:pPr>
+        <w:numPr>
+          <w:ilvl w:val="0"/>
+          <w:numId w:val="1004"/>
+        </w:numPr>
+        <w:pStyle w:val="Compact"/>
+      </w:pPr>
+      <w:r>
+        <w:t xml:space="preserve">Setup notes: cut the scrap squares ahead. Sort the button dishes so every station has both hole types and a range of sizes. Print the portfolio cards on card stock and cut the two slits before the period, because cutting slits with the fabric shears is not a thing that is going to happen.</w:t>
       </w:r>
       <w:r>
         <w:t xml:space="preserve"> </w:t>
@@ -923,73 +1037,133 @@
       <w:r>
         <w:t xml:space="preserve">Monitor understanding:</w:t>
       </w:r>
-      <w:r>
-        <w:t xml:space="preserve"> </w:t>
-      </w:r>
-      <w:r>
-        <w:t xml:space="preserve">- What is the toothpick for?</w:t>
-      </w:r>
-      <w:r>
-        <w:t xml:space="preserve"> </w:t>
-      </w:r>
-      <w:r>
-        <w:t xml:space="preserve">- Show me your anchor stitch. Where is it?</w:t>
-      </w:r>
-      <w:r>
-        <w:t xml:space="preserve"> </w:t>
-      </w:r>
-      <w:r>
-        <w:t xml:space="preserve">- Lift your button. Is there slack under it?</w:t>
-      </w:r>
-      <w:r>
-        <w:t xml:space="preserve"> </w:t>
-      </w:r>
-      <w:r>
-        <w:t xml:space="preserve">- Where are your thread ends, front or back? Where should they be?</w:t>
-      </w:r>
-      <w:r>
-        <w:t xml:space="preserve"> </w:t>
-      </w:r>
-      <w:r>
-        <w:t xml:space="preserve">- Two-hole or four-hole, does the number of passes change?</w:t>
-      </w:r>
-    </w:p>
-    <w:p>
-      <w:pPr>
-        <w:pStyle w:val="BodyText"/>
+    </w:p>
+    <w:p>
+      <w:pPr>
+        <w:numPr>
+          <w:ilvl w:val="0"/>
+          <w:numId w:val="1005"/>
+        </w:numPr>
+        <w:pStyle w:val="Compact"/>
+      </w:pPr>
+      <w:r>
+        <w:t xml:space="preserve">What is the toothpick for?</w:t>
+      </w:r>
+    </w:p>
+    <w:p>
+      <w:pPr>
+        <w:numPr>
+          <w:ilvl w:val="0"/>
+          <w:numId w:val="1005"/>
+        </w:numPr>
+        <w:pStyle w:val="Compact"/>
+      </w:pPr>
+      <w:r>
+        <w:t xml:space="preserve">Show me your anchor stitch. Where is it?</w:t>
+      </w:r>
+    </w:p>
+    <w:p>
+      <w:pPr>
+        <w:numPr>
+          <w:ilvl w:val="0"/>
+          <w:numId w:val="1005"/>
+        </w:numPr>
+        <w:pStyle w:val="Compact"/>
+      </w:pPr>
+      <w:r>
+        <w:t xml:space="preserve">Lift your button. Is there slack under it?</w:t>
+      </w:r>
+    </w:p>
+    <w:p>
+      <w:pPr>
+        <w:numPr>
+          <w:ilvl w:val="0"/>
+          <w:numId w:val="1005"/>
+        </w:numPr>
+        <w:pStyle w:val="Compact"/>
+      </w:pPr>
+      <w:r>
+        <w:t xml:space="preserve">Where are your thread ends, front or back? Where should they be?</w:t>
+      </w:r>
+    </w:p>
+    <w:p>
+      <w:pPr>
+        <w:numPr>
+          <w:ilvl w:val="0"/>
+          <w:numId w:val="1005"/>
+        </w:numPr>
+        <w:pStyle w:val="Compact"/>
+      </w:pPr>
+      <w:r>
+        <w:t xml:space="preserve">Two-hole or four-hole, does the number of passes change?</w:t>
+      </w:r>
+    </w:p>
+    <w:p>
+      <w:pPr>
+        <w:pStyle w:val="FirstParagraph"/>
       </w:pPr>
       <w:r>
         <w:t xml:space="preserve">Deepen learning:</w:t>
       </w:r>
-      <w:r>
-        <w:t xml:space="preserve"> </w:t>
-      </w:r>
-      <w:r>
-        <w:t xml:space="preserve">- Why does the buttonhole side need the button to sit up off the fabric? Try closing one sewn flat and tell me what happens.</w:t>
-      </w:r>
-      <w:r>
-        <w:t xml:space="preserve"> </w:t>
-      </w:r>
-      <w:r>
-        <w:t xml:space="preserve">- A coat button takes more force than a shirt button. What would you do differently on a coat?</w:t>
-      </w:r>
-      <w:r>
-        <w:t xml:space="preserve"> </w:t>
-      </w:r>
-      <w:r>
-        <w:t xml:space="preserve">- Your family throws out a garment because of a button. What is really being thrown away: the fabric, the labor of the person who sewed it, or the money?</w:t>
-      </w:r>
-      <w:r>
-        <w:t xml:space="preserve"> </w:t>
-      </w:r>
-      <w:r>
-        <w:t xml:space="preserve">- Fast fashion makes a shirt cheap enough that repairing it feels silly. Is it silly? What is the argument on the other side?</w:t>
-      </w:r>
-      <w:r>
-        <w:t xml:space="preserve"> </w:t>
-      </w:r>
-      <w:r>
-        <w:t xml:space="preserve">- A four-hole button can be sewn as two bars or as a cross. Does it matter? What does a cross do that two bars does not?</w:t>
+    </w:p>
+    <w:p>
+      <w:pPr>
+        <w:numPr>
+          <w:ilvl w:val="0"/>
+          <w:numId w:val="1006"/>
+        </w:numPr>
+        <w:pStyle w:val="Compact"/>
+      </w:pPr>
+      <w:r>
+        <w:t xml:space="preserve">Why does the buttonhole side need the button to sit up off the fabric? Try closing one sewn flat and tell me what happens.</w:t>
+      </w:r>
+    </w:p>
+    <w:p>
+      <w:pPr>
+        <w:numPr>
+          <w:ilvl w:val="0"/>
+          <w:numId w:val="1006"/>
+        </w:numPr>
+        <w:pStyle w:val="Compact"/>
+      </w:pPr>
+      <w:r>
+        <w:t xml:space="preserve">A coat button takes more force than a shirt button. What would you do differently on a coat?</w:t>
+      </w:r>
+    </w:p>
+    <w:p>
+      <w:pPr>
+        <w:numPr>
+          <w:ilvl w:val="0"/>
+          <w:numId w:val="1006"/>
+        </w:numPr>
+        <w:pStyle w:val="Compact"/>
+      </w:pPr>
+      <w:r>
+        <w:t xml:space="preserve">Your family throws out a garment because of a button. What is really being thrown away: the fabric, the labor of the person who sewed it, or the money?</w:t>
+      </w:r>
+    </w:p>
+    <w:p>
+      <w:pPr>
+        <w:numPr>
+          <w:ilvl w:val="0"/>
+          <w:numId w:val="1006"/>
+        </w:numPr>
+        <w:pStyle w:val="Compact"/>
+      </w:pPr>
+      <w:r>
+        <w:t xml:space="preserve">Fast fashion makes a shirt cheap enough that repairing it feels silly. Is it silly? What is the argument on the other side?</w:t>
+      </w:r>
+    </w:p>
+    <w:p>
+      <w:pPr>
+        <w:numPr>
+          <w:ilvl w:val="0"/>
+          <w:numId w:val="1006"/>
+        </w:numPr>
+        <w:pStyle w:val="Compact"/>
+      </w:pPr>
+      <w:r>
+        <w:t xml:space="preserve">A four-hole button can be sewn as two bars or as a cross. Does it matter? What does a cross do that two bars does not?</w:t>
       </w:r>
     </w:p>
     <w:p>
@@ -1060,7 +1234,7 @@
       <w:pPr>
         <w:numPr>
           <w:ilvl w:val="0"/>
-          <w:numId w:val="1002"/>
+          <w:numId w:val="1007"/>
         </w:numPr>
         <w:pStyle w:val="Compact"/>
       </w:pPr>
@@ -1084,7 +1258,7 @@
       <w:pPr>
         <w:numPr>
           <w:ilvl w:val="0"/>
-          <w:numId w:val="1002"/>
+          <w:numId w:val="1007"/>
         </w:numPr>
         <w:pStyle w:val="Compact"/>
       </w:pPr>
@@ -1096,7 +1270,7 @@
       <w:pPr>
         <w:numPr>
           <w:ilvl w:val="0"/>
-          <w:numId w:val="1002"/>
+          <w:numId w:val="1007"/>
         </w:numPr>
         <w:pStyle w:val="Compact"/>
       </w:pPr>
@@ -1108,7 +1282,7 @@
       <w:pPr>
         <w:numPr>
           <w:ilvl w:val="0"/>
-          <w:numId w:val="1002"/>
+          <w:numId w:val="1007"/>
         </w:numPr>
         <w:pStyle w:val="Compact"/>
       </w:pPr>
@@ -1120,7 +1294,7 @@
       <w:pPr>
         <w:numPr>
           <w:ilvl w:val="0"/>
-          <w:numId w:val="1002"/>
+          <w:numId w:val="1007"/>
         </w:numPr>
         <w:pStyle w:val="Compact"/>
       </w:pPr>
@@ -1132,7 +1306,7 @@
       <w:pPr>
         <w:numPr>
           <w:ilvl w:val="0"/>
-          <w:numId w:val="1002"/>
+          <w:numId w:val="1007"/>
         </w:numPr>
         <w:pStyle w:val="Compact"/>
       </w:pPr>
@@ -1445,7 +1619,7 @@
       <w:pPr>
         <w:numPr>
           <w:ilvl w:val="0"/>
-          <w:numId w:val="1003"/>
+          <w:numId w:val="1008"/>
         </w:numPr>
         <w:pStyle w:val="Compact"/>
       </w:pPr>
@@ -1469,7 +1643,7 @@
       <w:pPr>
         <w:numPr>
           <w:ilvl w:val="0"/>
-          <w:numId w:val="1003"/>
+          <w:numId w:val="1008"/>
         </w:numPr>
         <w:pStyle w:val="Compact"/>
       </w:pPr>
@@ -1493,7 +1667,7 @@
       <w:pPr>
         <w:numPr>
           <w:ilvl w:val="0"/>
-          <w:numId w:val="1003"/>
+          <w:numId w:val="1008"/>
         </w:numPr>
         <w:pStyle w:val="Compact"/>
       </w:pPr>
@@ -1505,7 +1679,7 @@
       <w:pPr>
         <w:numPr>
           <w:ilvl w:val="0"/>
-          <w:numId w:val="1003"/>
+          <w:numId w:val="1008"/>
         </w:numPr>
         <w:pStyle w:val="Compact"/>
       </w:pPr>
@@ -1529,7 +1703,7 @@
       <w:pPr>
         <w:numPr>
           <w:ilvl w:val="0"/>
-          <w:numId w:val="1003"/>
+          <w:numId w:val="1008"/>
         </w:numPr>
         <w:pStyle w:val="Compact"/>
       </w:pPr>
@@ -1551,7 +1725,7 @@
       <w:pPr>
         <w:numPr>
           <w:ilvl w:val="0"/>
-          <w:numId w:val="1004"/>
+          <w:numId w:val="1009"/>
         </w:numPr>
         <w:pStyle w:val="Compact"/>
       </w:pPr>
@@ -1581,7 +1755,7 @@
       <w:pPr>
         <w:numPr>
           <w:ilvl w:val="0"/>
-          <w:numId w:val="1004"/>
+          <w:numId w:val="1009"/>
         </w:numPr>
         <w:pStyle w:val="Compact"/>
       </w:pPr>
@@ -1593,7 +1767,7 @@
       <w:pPr>
         <w:numPr>
           <w:ilvl w:val="0"/>
-          <w:numId w:val="1004"/>
+          <w:numId w:val="1009"/>
         </w:numPr>
         <w:pStyle w:val="Compact"/>
       </w:pPr>
@@ -1605,7 +1779,7 @@
       <w:pPr>
         <w:numPr>
           <w:ilvl w:val="0"/>
-          <w:numId w:val="1004"/>
+          <w:numId w:val="1009"/>
         </w:numPr>
         <w:pStyle w:val="Compact"/>
       </w:pPr>
@@ -1635,7 +1809,7 @@
       <w:pPr>
         <w:numPr>
           <w:ilvl w:val="0"/>
-          <w:numId w:val="1004"/>
+          <w:numId w:val="1009"/>
         </w:numPr>
         <w:pStyle w:val="Compact"/>
       </w:pPr>
@@ -1647,7 +1821,7 @@
       <w:pPr>
         <w:numPr>
           <w:ilvl w:val="0"/>
-          <w:numId w:val="1004"/>
+          <w:numId w:val="1009"/>
         </w:numPr>
         <w:pStyle w:val="Compact"/>
       </w:pPr>
@@ -1659,7 +1833,7 @@
       <w:pPr>
         <w:numPr>
           <w:ilvl w:val="0"/>
-          <w:numId w:val="1004"/>
+          <w:numId w:val="1009"/>
         </w:numPr>
         <w:pStyle w:val="Compact"/>
       </w:pPr>
@@ -1671,7 +1845,7 @@
       <w:pPr>
         <w:numPr>
           <w:ilvl w:val="0"/>
-          <w:numId w:val="1004"/>
+          <w:numId w:val="1009"/>
         </w:numPr>
         <w:pStyle w:val="Compact"/>
       </w:pPr>
@@ -1967,6 +2141,118 @@
       </w:pPr>
     </w:lvl>
   </w:abstractNum>
+  <w:abstractNum w:abstractNumId="99411">
+    <w:nsid w:val="71315dca"/>
+    <w:multiLevelType w:val="multilevel"/>
+    <w:lvl w:ilvl="0">
+      <w:start w:val="1"/>
+      <w:numFmt w:val="decimal"/>
+      <w:lvlText w:val="%1."/>
+      <w:lvlJc w:val="left"/>
+      <w:pPr>
+        <w:tabs>
+          <w:tab w:val="num" w:pos="0"/>
+        </w:tabs>
+        <w:ind w:left="480" w:hanging="480"/>
+      </w:pPr>
+    </w:lvl>
+    <w:lvl w:ilvl="1">
+      <w:start w:val="1"/>
+      <w:numFmt w:val="decimal"/>
+      <w:lvlText w:val="%2."/>
+      <w:lvlJc w:val="left"/>
+      <w:pPr>
+        <w:tabs>
+          <w:tab w:val="num" w:pos="720"/>
+        </w:tabs>
+        <w:ind w:left="1200" w:hanging="480"/>
+      </w:pPr>
+    </w:lvl>
+    <w:lvl w:ilvl="2">
+      <w:start w:val="1"/>
+      <w:numFmt w:val="decimal"/>
+      <w:lvlText w:val="%3."/>
+      <w:lvlJc w:val="left"/>
+      <w:pPr>
+        <w:tabs>
+          <w:tab w:val="num" w:pos="1440"/>
+        </w:tabs>
+        <w:ind w:left="1920" w:hanging="480"/>
+      </w:pPr>
+    </w:lvl>
+    <w:lvl w:ilvl="3">
+      <w:start w:val="1"/>
+      <w:numFmt w:val="decimal"/>
+      <w:lvlText w:val="%4."/>
+      <w:lvlJc w:val="left"/>
+      <w:pPr>
+        <w:tabs>
+          <w:tab w:val="num" w:pos="2160"/>
+        </w:tabs>
+        <w:ind w:left="2640" w:hanging="480"/>
+      </w:pPr>
+    </w:lvl>
+    <w:lvl w:ilvl="4">
+      <w:start w:val="1"/>
+      <w:numFmt w:val="decimal"/>
+      <w:lvlText w:val="%5."/>
+      <w:lvlJc w:val="left"/>
+      <w:pPr>
+        <w:tabs>
+          <w:tab w:val="num" w:pos="2880"/>
+        </w:tabs>
+        <w:ind w:left="3360" w:hanging="480"/>
+      </w:pPr>
+    </w:lvl>
+    <w:lvl w:ilvl="5">
+      <w:start w:val="1"/>
+      <w:numFmt w:val="decimal"/>
+      <w:lvlText w:val="%6."/>
+      <w:lvlJc w:val="left"/>
+      <w:pPr>
+        <w:tabs>
+          <w:tab w:val="num" w:pos="3600"/>
+        </w:tabs>
+        <w:ind w:left="4080" w:hanging="480"/>
+      </w:pPr>
+    </w:lvl>
+    <w:lvl w:ilvl="6">
+      <w:start w:val="1"/>
+      <w:numFmt w:val="decimal"/>
+      <w:lvlText w:val="%7."/>
+      <w:lvlJc w:val="left"/>
+      <w:pPr>
+        <w:tabs>
+          <w:tab w:val="num" w:pos="4320"/>
+        </w:tabs>
+        <w:ind w:left="4800" w:hanging="480"/>
+      </w:pPr>
+    </w:lvl>
+    <w:lvl w:ilvl="7">
+      <w:start w:val="1"/>
+      <w:numFmt w:val="decimal"/>
+      <w:lvlText w:val="%8."/>
+      <w:lvlJc w:val="left"/>
+      <w:pPr>
+        <w:tabs>
+          <w:tab w:val="num" w:pos="5040"/>
+        </w:tabs>
+        <w:ind w:left="5520" w:hanging="480"/>
+      </w:pPr>
+    </w:lvl>
+    <w:lvl w:ilvl="8">
+      <w:start w:val="1"/>
+      <w:numFmt w:val="decimal"/>
+      <w:lvlText w:val="%9."/>
+      <w:lvlJc w:val="left"/>
+      <w:pPr>
+        <w:tabs>
+          <w:tab w:val="num" w:pos="5760"/>
+        </w:tabs>
+        <w:ind w:left="6240" w:hanging="480"/>
+      </w:pPr>
+    </w:lvl>
+  </w:abstractNum>
   <w:num w:numId="1000">
     <w:abstractNumId w:val="990"/>
   </w:num>
@@ -1974,12 +2260,54 @@
     <w:abstractNumId w:val="991"/>
   </w:num>
   <w:num w:numId="1002">
-    <w:abstractNumId w:val="991"/>
+    <w:abstractNumId w:val="99411"/>
+    <w:lvlOverride w:ilvl="0">
+      <w:startOverride w:val="1"/>
+    </w:lvlOverride>
+    <w:lvlOverride w:ilvl="1">
+      <w:startOverride w:val="1"/>
+    </w:lvlOverride>
+    <w:lvlOverride w:ilvl="2">
+      <w:startOverride w:val="1"/>
+    </w:lvlOverride>
+    <w:lvlOverride w:ilvl="3">
+      <w:startOverride w:val="1"/>
+    </w:lvlOverride>
+    <w:lvlOverride w:ilvl="4">
+      <w:startOverride w:val="1"/>
+    </w:lvlOverride>
+    <w:lvlOverride w:ilvl="5">
+      <w:startOverride w:val="1"/>
+    </w:lvlOverride>
+    <w:lvlOverride w:ilvl="6">
+      <w:startOverride w:val="1"/>
+    </w:lvlOverride>
+    <w:lvlOverride w:ilvl="7">
+      <w:startOverride w:val="1"/>
+    </w:lvlOverride>
+    <w:lvlOverride w:ilvl="8">
+      <w:startOverride w:val="1"/>
+    </w:lvlOverride>
   </w:num>
   <w:num w:numId="1003">
     <w:abstractNumId w:val="991"/>
   </w:num>
   <w:num w:numId="1004">
+    <w:abstractNumId w:val="991"/>
+  </w:num>
+  <w:num w:numId="1005">
+    <w:abstractNumId w:val="991"/>
+  </w:num>
+  <w:num w:numId="1006">
+    <w:abstractNumId w:val="991"/>
+  </w:num>
+  <w:num w:numId="1007">
+    <w:abstractNumId w:val="991"/>
+  </w:num>
+  <w:num w:numId="1008">
+    <w:abstractNumId w:val="991"/>
+  </w:num>
+  <w:num w:numId="1009">
     <w:abstractNumId w:val="991"/>
   </w:num>
 </w:numbering>

--- a/downloads/teacher/04 Units/Unit 05 - Apparel and Textile Production and Design - Make It, Mend It, Wear It/Lesson 05.08 - Sewing On a Button.docx
+++ b/downloads/teacher/04 Units/Unit 05 - Apparel and Textile Production and Design - Make It, Mend It, Wear It/Lesson 05.08 - Sewing On a Button.docx
@@ -41,7 +41,7 @@
         <w:t xml:space="preserve"> </w:t>
       </w:r>
       <w:r>
-        <w:t xml:space="preserve">5.2 Hand Sewing Skills</w:t>
+        <w:t xml:space="preserve">5.2 Hand and Machine Sewing Skills</w:t>
       </w:r>
       <w:r>
         <w:t xml:space="preserve"> </w:t>
@@ -435,16 +435,7 @@
         <w:pStyle w:val="Compact"/>
       </w:pPr>
       <w:r>
-        <w:t xml:space="preserve">A dish of buttons: 30 mixed buttons, at least ten two-hole and ten four-hole, in a range of sizes, plus two large coat buttons.</w:t>
-      </w:r>
-      <w:r>
-        <w:t xml:space="preserve"> </w:t>
-      </w:r>
-      <w:r>
-        <w:rPr>
-          <w:rStyle w:val="TeacherNote"/>
-        </w:rPr>
-        <w:t xml:space="preserve">[Sal: a bag of mixed buttons is about $6 for several hundred, or free if you cut them off garments that are going in the rag bin. Cutting buttons off donated garments is also a five-minute job a student can do while you set up.]</w:t>
+        <w:t xml:space="preserve">A dish of buttons: 30 mixed buttons, at least ten two-hole and ten four-hole, in a range of sizes, plus two large coat buttons. A bag of mixed buttons is about $6 for several hundred, or free if they are cut off garments headed for the rag bin.</w:t>
       </w:r>
     </w:p>
     <w:p>
@@ -609,15 +600,6 @@
       </w:pPr>
       <w:r>
         <w:t xml:space="preserve">Setup notes: cut the scrap squares ahead. Sort the button dishes so every station has both hole types and a range of sizes. Print the portfolio cards on card stock and cut the two slits before the period, because cutting slits with the fabric shears is not a thing that is going to happen.</w:t>
-      </w:r>
-      <w:r>
-        <w:t xml:space="preserve"> </w:t>
-      </w:r>
-      <w:r>
-        <w:rPr>
-          <w:rStyle w:val="TeacherNote"/>
-        </w:rPr>
-        <w:t xml:space="preserve">[Sal: buy or find one thrifted button-down shirt with a button already missing for the hook. It costs two dollars and it does the whole introduction for you.]</w:t>
       </w:r>
     </w:p>
     <w:p>
@@ -1595,15 +1577,6 @@
       <w:r>
         <w:t xml:space="preserve">Mathematics: the cost-saved calculation is multiplication and comparison and it previews the cost-per-wear math in Lesson 5.13. Family and community: this is the single most transferable skill in Unit 5 and it belongs in anything the school sends home about life skills; the counselor or the family liaison may want the step card as a handout. Community: a clothing pantry, a shelter, or a thrift shop that sorts donations will usually have a bin of garments rejected for a missing button, and a class that can sew buttons can fix twenty of them in a period. That is a real service project and it is the CCO community-agency activity the ATPD module itself suggests.</w:t>
       </w:r>
-      <w:r>
-        <w:t xml:space="preserve"> </w:t>
-      </w:r>
-      <w:r>
-        <w:rPr>
-          <w:rStyle w:val="TeacherNote"/>
-        </w:rPr>
-        <w:t xml:space="preserve">[Sal: call the clothing pantry before Lesson 5.9 and ask if they have a reject bin.]</w:t>
-      </w:r>
     </w:p>
     <w:p>
       <w:pPr>
@@ -1839,21 +1812,6 @@
       </w:pPr>
       <w:r>
         <w:t xml:space="preserve">Keep the portfolio cards in the room. They are the evidence for the sampler check and they get mounted on the sampler card in Lesson 5.11.</w:t>
-      </w:r>
-    </w:p>
-    <w:p>
-      <w:pPr>
-        <w:numPr>
-          <w:ilvl w:val="0"/>
-          <w:numId w:val="1009"/>
-        </w:numPr>
-        <w:pStyle w:val="Compact"/>
-      </w:pPr>
-      <w:r>
-        <w:rPr>
-          <w:rStyle w:val="TeacherNote"/>
-        </w:rPr>
-        <w:t xml:space="preserve">[Sal: your prices on the cost slide. If you have the thrifted shirt with the missing button, sew the button on in front of the class at the end of Step 1, in about ninety seconds, and hold up the closed shirt. That is the moment the lesson lands.]</w:t>
       </w:r>
     </w:p>
     <w:sectPr>
